--- a/documenti_conformita/PROCEDURA SISTEMA SEGNALAZIONE NEAR MISS.docx
+++ b/documenti_conformita/PROCEDURA SISTEMA SEGNALAZIONE NEAR MISS.docx
@@ -6,9 +6,11 @@
       <w:pPr>
         <w:jc w:val="both"/>
       </w:pPr>
-      <w:r>
-        <w:t>PROCEDURA SISTEMA SEGNALAZIONE NEAR MISS</w:t>
-      </w:r>
+    </w:p>
+    <w:p>
+      <w:pPr>
+        <w:jc w:val="both"/>
+      </w:pPr>
     </w:p>
     <w:p>
       <w:pPr>
@@ -18,11 +20,425 @@
           <w:bCs/>
         </w:rPr>
       </w:pPr>
-      <w:r>
+    </w:p>
+    <w:p>
+      <w:pPr>
+        <w:jc w:val="both"/>
         <w:rPr>
           <w:b/>
           <w:bCs/>
         </w:rPr>
+      </w:pPr>
+    </w:p>
+    <w:p>
+      <w:pPr>
+        <w:jc w:val="both"/>
+        <w:rPr>
+          <w:b/>
+          <w:bCs/>
+        </w:rPr>
+      </w:pPr>
+    </w:p>
+    <w:tbl>
+      <w:tblPr>
+        <w:tblStyle w:val="Grigliatabella"/>
+        <w:tblpPr w:leftFromText="141" w:rightFromText="141" w:vertAnchor="text" w:horzAnchor="margin" w:tblpY="143"/>
+        <w:tblW w:w="0" w:type="auto"/>
+        <w:tblLook w:val="04A0" w:firstRow="1" w:lastRow="0" w:firstColumn="1" w:lastColumn="0" w:noHBand="0" w:noVBand="1"/>
+      </w:tblPr>
+      <w:tblGrid>
+        <w:gridCol w:w="4814"/>
+        <w:gridCol w:w="4814"/>
+      </w:tblGrid>
+      <w:tr>
+        <w:tc>
+          <w:tcPr>
+            <w:tcW w:w="9628" w:type="dxa"/>
+            <w:gridSpan w:val="2"/>
+          </w:tcPr>
+          <w:p>
+            <w:pPr>
+              <w:jc w:val="center"/>
+              <w:rPr>
+                <w:rFonts w:ascii="Times New Roman" w:hAnsi="Times New Roman" w:cs="Times New Roman"/>
+                <w:b/>
+                <w:bCs/>
+              </w:rPr>
+            </w:pPr>
+            <w:r>
+              <w:rPr>
+                <w:rFonts w:ascii="Times New Roman" w:hAnsi="Times New Roman" w:cs="Times New Roman"/>
+                <w:b/>
+                <w:bCs/>
+              </w:rPr>
+              <w:t>Lista di revisioni</w:t>
+            </w:r>
+          </w:p>
+        </w:tc>
+      </w:tr>
+      <w:tr>
+        <w:tc>
+          <w:tcPr>
+            <w:tcW w:w="4814" w:type="dxa"/>
+          </w:tcPr>
+          <w:p>
+            <w:pPr>
+              <w:jc w:val="center"/>
+              <w:rPr>
+                <w:rFonts w:ascii="Times New Roman" w:hAnsi="Times New Roman" w:cs="Times New Roman"/>
+              </w:rPr>
+            </w:pPr>
+            <w:r>
+              <w:rPr>
+                <w:rFonts w:ascii="Times New Roman" w:hAnsi="Times New Roman" w:cs="Times New Roman"/>
+              </w:rPr>
+              <w:t>15</w:t>
+            </w:r>
+            <w:r>
+              <w:rPr>
+                <w:rFonts w:ascii="Times New Roman" w:hAnsi="Times New Roman" w:cs="Times New Roman"/>
+              </w:rPr>
+              <w:t>/07/2026</w:t>
+            </w:r>
+          </w:p>
+        </w:tc>
+        <w:tc>
+          <w:tcPr>
+            <w:tcW w:w="4814" w:type="dxa"/>
+          </w:tcPr>
+          <w:p>
+            <w:pPr>
+              <w:jc w:val="center"/>
+              <w:rPr>
+                <w:rFonts w:ascii="Times New Roman" w:hAnsi="Times New Roman" w:cs="Times New Roman"/>
+              </w:rPr>
+            </w:pPr>
+            <w:r>
+              <w:rPr>
+                <w:rFonts w:ascii="Times New Roman" w:hAnsi="Times New Roman" w:cs="Times New Roman"/>
+              </w:rPr>
+              <w:t>Rev. 00</w:t>
+            </w:r>
+          </w:p>
+        </w:tc>
+      </w:tr>
+      <w:tr>
+        <w:tc>
+          <w:tcPr>
+            <w:tcW w:w="4814" w:type="dxa"/>
+          </w:tcPr>
+          <w:p>
+            <w:pPr>
+              <w:jc w:val="center"/>
+              <w:rPr>
+                <w:rFonts w:ascii="Times New Roman" w:hAnsi="Times New Roman" w:cs="Times New Roman"/>
+              </w:rPr>
+            </w:pPr>
+          </w:p>
+        </w:tc>
+        <w:tc>
+          <w:tcPr>
+            <w:tcW w:w="4814" w:type="dxa"/>
+          </w:tcPr>
+          <w:p>
+            <w:pPr>
+              <w:jc w:val="center"/>
+              <w:rPr>
+                <w:rFonts w:ascii="Times New Roman" w:hAnsi="Times New Roman" w:cs="Times New Roman"/>
+              </w:rPr>
+            </w:pPr>
+          </w:p>
+        </w:tc>
+      </w:tr>
+    </w:tbl>
+    <w:tbl>
+      <w:tblPr>
+        <w:tblStyle w:val="Grigliatabella"/>
+        <w:tblpPr w:leftFromText="141" w:rightFromText="141" w:vertAnchor="text" w:horzAnchor="margin" w:tblpY="9797"/>
+        <w:tblW w:w="0" w:type="auto"/>
+        <w:tblLook w:val="04A0" w:firstRow="1" w:lastRow="0" w:firstColumn="1" w:lastColumn="0" w:noHBand="0" w:noVBand="1"/>
+      </w:tblPr>
+      <w:tblGrid>
+        <w:gridCol w:w="1585"/>
+        <w:gridCol w:w="1599"/>
+        <w:gridCol w:w="1601"/>
+        <w:gridCol w:w="1594"/>
+        <w:gridCol w:w="1597"/>
+        <w:gridCol w:w="1652"/>
+      </w:tblGrid>
+      <w:tr>
+        <w:tc>
+          <w:tcPr>
+            <w:tcW w:w="1585" w:type="dxa"/>
+          </w:tcPr>
+          <w:p>
+            <w:pPr>
+              <w:rPr>
+                <w:rFonts w:ascii="Times New Roman" w:hAnsi="Times New Roman" w:cs="Times New Roman"/>
+              </w:rPr>
+            </w:pPr>
+            <w:r>
+              <w:rPr>
+                <w:rFonts w:ascii="Times New Roman" w:hAnsi="Times New Roman" w:cs="Times New Roman"/>
+              </w:rPr>
+              <w:t>00</w:t>
+            </w:r>
+          </w:p>
+        </w:tc>
+        <w:tc>
+          <w:tcPr>
+            <w:tcW w:w="1599" w:type="dxa"/>
+          </w:tcPr>
+          <w:p>
+            <w:pPr>
+              <w:rPr>
+                <w:rFonts w:ascii="Times New Roman" w:hAnsi="Times New Roman" w:cs="Times New Roman"/>
+              </w:rPr>
+            </w:pPr>
+            <w:r>
+              <w:rPr>
+                <w:rFonts w:ascii="Times New Roman" w:hAnsi="Times New Roman" w:cs="Times New Roman"/>
+              </w:rPr>
+              <w:t>15/07/2026</w:t>
+            </w:r>
+          </w:p>
+        </w:tc>
+        <w:tc>
+          <w:tcPr>
+            <w:tcW w:w="1601" w:type="dxa"/>
+          </w:tcPr>
+          <w:p>
+            <w:pPr>
+              <w:rPr>
+                <w:rFonts w:ascii="Times New Roman" w:hAnsi="Times New Roman" w:cs="Times New Roman"/>
+              </w:rPr>
+            </w:pPr>
+            <w:r>
+              <w:rPr>
+                <w:rFonts w:ascii="Times New Roman" w:hAnsi="Times New Roman" w:cs="Times New Roman"/>
+              </w:rPr>
+              <w:t>Emissione</w:t>
+            </w:r>
+          </w:p>
+        </w:tc>
+        <w:tc>
+          <w:tcPr>
+            <w:tcW w:w="1594" w:type="dxa"/>
+          </w:tcPr>
+          <w:p>
+            <w:pPr>
+              <w:rPr>
+                <w:rFonts w:ascii="Times New Roman" w:hAnsi="Times New Roman" w:cs="Times New Roman"/>
+              </w:rPr>
+            </w:pPr>
+            <w:r>
+              <w:rPr>
+                <w:rFonts w:ascii="Times New Roman" w:hAnsi="Times New Roman" w:cs="Times New Roman"/>
+              </w:rPr>
+              <w:t>RSSL</w:t>
+            </w:r>
+          </w:p>
+        </w:tc>
+        <w:tc>
+          <w:tcPr>
+            <w:tcW w:w="1597" w:type="dxa"/>
+          </w:tcPr>
+          <w:p>
+            <w:pPr>
+              <w:rPr>
+                <w:rFonts w:ascii="Times New Roman" w:hAnsi="Times New Roman" w:cs="Times New Roman"/>
+              </w:rPr>
+            </w:pPr>
+            <w:r>
+              <w:rPr>
+                <w:rFonts w:ascii="Times New Roman" w:hAnsi="Times New Roman" w:cs="Times New Roman"/>
+              </w:rPr>
+              <w:t>RSPP</w:t>
+            </w:r>
+          </w:p>
+        </w:tc>
+        <w:tc>
+          <w:tcPr>
+            <w:tcW w:w="1652" w:type="dxa"/>
+          </w:tcPr>
+          <w:p>
+            <w:pPr>
+              <w:rPr>
+                <w:rFonts w:ascii="Times New Roman" w:hAnsi="Times New Roman" w:cs="Times New Roman"/>
+              </w:rPr>
+            </w:pPr>
+            <w:r>
+              <w:rPr>
+                <w:rFonts w:ascii="Times New Roman" w:hAnsi="Times New Roman" w:cs="Times New Roman"/>
+              </w:rPr>
+              <w:t>DL</w:t>
+            </w:r>
+          </w:p>
+        </w:tc>
+      </w:tr>
+      <w:tr>
+        <w:tc>
+          <w:tcPr>
+            <w:tcW w:w="1585" w:type="dxa"/>
+          </w:tcPr>
+          <w:p>
+            <w:pPr>
+              <w:rPr>
+                <w:rFonts w:ascii="Times New Roman" w:hAnsi="Times New Roman" w:cs="Times New Roman"/>
+                <w:b/>
+                <w:bCs/>
+              </w:rPr>
+            </w:pPr>
+            <w:r>
+              <w:rPr>
+                <w:rFonts w:ascii="Times New Roman" w:hAnsi="Times New Roman" w:cs="Times New Roman"/>
+                <w:b/>
+                <w:bCs/>
+              </w:rPr>
+              <w:t>Rev.</w:t>
+            </w:r>
+          </w:p>
+        </w:tc>
+        <w:tc>
+          <w:tcPr>
+            <w:tcW w:w="1599" w:type="dxa"/>
+          </w:tcPr>
+          <w:p>
+            <w:pPr>
+              <w:rPr>
+                <w:rFonts w:ascii="Times New Roman" w:hAnsi="Times New Roman" w:cs="Times New Roman"/>
+                <w:b/>
+                <w:bCs/>
+              </w:rPr>
+            </w:pPr>
+            <w:r>
+              <w:rPr>
+                <w:rFonts w:ascii="Times New Roman" w:hAnsi="Times New Roman" w:cs="Times New Roman"/>
+                <w:b/>
+                <w:bCs/>
+              </w:rPr>
+              <w:t>Data</w:t>
+            </w:r>
+          </w:p>
+        </w:tc>
+        <w:tc>
+          <w:tcPr>
+            <w:tcW w:w="1601" w:type="dxa"/>
+          </w:tcPr>
+          <w:p>
+            <w:pPr>
+              <w:rPr>
+                <w:rFonts w:ascii="Times New Roman" w:hAnsi="Times New Roman" w:cs="Times New Roman"/>
+                <w:b/>
+                <w:bCs/>
+              </w:rPr>
+            </w:pPr>
+            <w:r>
+              <w:rPr>
+                <w:rFonts w:ascii="Times New Roman" w:hAnsi="Times New Roman" w:cs="Times New Roman"/>
+                <w:b/>
+                <w:bCs/>
+              </w:rPr>
+              <w:t>Descrizione</w:t>
+            </w:r>
+          </w:p>
+        </w:tc>
+        <w:tc>
+          <w:tcPr>
+            <w:tcW w:w="1594" w:type="dxa"/>
+          </w:tcPr>
+          <w:p>
+            <w:pPr>
+              <w:rPr>
+                <w:rFonts w:ascii="Times New Roman" w:hAnsi="Times New Roman" w:cs="Times New Roman"/>
+                <w:b/>
+                <w:bCs/>
+              </w:rPr>
+            </w:pPr>
+            <w:r>
+              <w:rPr>
+                <w:rFonts w:ascii="Times New Roman" w:hAnsi="Times New Roman" w:cs="Times New Roman"/>
+                <w:b/>
+                <w:bCs/>
+              </w:rPr>
+              <w:t>Redatta</w:t>
+            </w:r>
+          </w:p>
+        </w:tc>
+        <w:tc>
+          <w:tcPr>
+            <w:tcW w:w="1597" w:type="dxa"/>
+          </w:tcPr>
+          <w:p>
+            <w:pPr>
+              <w:rPr>
+                <w:rFonts w:ascii="Times New Roman" w:hAnsi="Times New Roman" w:cs="Times New Roman"/>
+                <w:b/>
+                <w:bCs/>
+              </w:rPr>
+            </w:pPr>
+            <w:r>
+              <w:rPr>
+                <w:rFonts w:ascii="Times New Roman" w:hAnsi="Times New Roman" w:cs="Times New Roman"/>
+                <w:b/>
+                <w:bCs/>
+              </w:rPr>
+              <w:t>Verificata</w:t>
+            </w:r>
+          </w:p>
+        </w:tc>
+        <w:tc>
+          <w:tcPr>
+            <w:tcW w:w="1652" w:type="dxa"/>
+          </w:tcPr>
+          <w:p>
+            <w:pPr>
+              <w:rPr>
+                <w:rFonts w:ascii="Times New Roman" w:hAnsi="Times New Roman" w:cs="Times New Roman"/>
+                <w:b/>
+                <w:bCs/>
+              </w:rPr>
+            </w:pPr>
+            <w:r>
+              <w:rPr>
+                <w:rFonts w:ascii="Times New Roman" w:hAnsi="Times New Roman" w:cs="Times New Roman"/>
+                <w:b/>
+                <w:bCs/>
+              </w:rPr>
+              <w:t>Approvazione</w:t>
+            </w:r>
+          </w:p>
+        </w:tc>
+      </w:tr>
+    </w:tbl>
+    <w:p>
+      <w:pPr>
+        <w:rPr>
+          <w:b/>
+          <w:bCs/>
+        </w:rPr>
+      </w:pPr>
+      <w:r>
+        <w:rPr>
+          <w:b/>
+          <w:bCs/>
+        </w:rPr>
+        <w:br w:type="page"/>
+      </w:r>
+    </w:p>
+    <w:p>
+      <w:pPr>
+        <w:rPr>
+          <w:b/>
+          <w:bCs/>
+        </w:rPr>
+      </w:pPr>
+      <w:r>
+        <w:rPr>
+          <w:b/>
+          <w:bCs/>
+        </w:rPr>
+        <w:lastRenderedPageBreak/>
         <w:t>1. SCOPO</w:t>
       </w:r>
     </w:p>
@@ -247,6 +663,15 @@
         <w:jc w:val="both"/>
       </w:pPr>
       <w:r>
+        <w:t>DS: Direttore Stabilimento</w:t>
+      </w:r>
+    </w:p>
+    <w:p>
+      <w:pPr>
+        <w:spacing w:after="0"/>
+        <w:jc w:val="both"/>
+      </w:pPr>
+      <w:r>
         <w:t xml:space="preserve">RSPP: Responsabile del Servizio di Prevenzione e Protezione </w:t>
       </w:r>
     </w:p>
@@ -317,6 +742,9 @@
       </w:r>
       <w:r>
         <w:t xml:space="preserve">: Responsabile Produzione </w:t>
+      </w:r>
+      <w:r>
+        <w:t>– Direttore Produzione</w:t>
       </w:r>
     </w:p>
     <w:p>
@@ -602,8 +1030,9 @@
         <w:pStyle w:val="Default"/>
         <w:numPr>
           <w:ilvl w:val="0"/>
-          <w:numId w:val="5"/>
+          <w:numId w:val="6"/>
         </w:numPr>
+        <w:ind w:left="426"/>
         <w:jc w:val="both"/>
       </w:pPr>
       <w:r>
@@ -623,8 +1052,9 @@
         <w:pStyle w:val="Default"/>
         <w:numPr>
           <w:ilvl w:val="0"/>
-          <w:numId w:val="5"/>
+          <w:numId w:val="6"/>
         </w:numPr>
+        <w:ind w:left="426"/>
         <w:jc w:val="both"/>
       </w:pPr>
       <w:r>
@@ -636,8 +1066,9 @@
         <w:pStyle w:val="Default"/>
         <w:numPr>
           <w:ilvl w:val="0"/>
-          <w:numId w:val="5"/>
+          <w:numId w:val="6"/>
         </w:numPr>
+        <w:ind w:left="426"/>
         <w:jc w:val="both"/>
       </w:pPr>
       <w:r>
@@ -1090,7 +1521,43 @@
         <w:rPr>
           <w:rFonts w:ascii="Times New Roman" w:hAnsi="Times New Roman" w:cs="Times New Roman"/>
         </w:rPr>
-        <w:t xml:space="preserve">Il Comitato della sicurezza sarà composto dai Preposti, RLS, RSPP, DL, </w:t>
+        <w:t>Il Comitato della sicurezza sarà composto da</w:t>
+      </w:r>
+      <w:r>
+        <w:rPr>
+          <w:rFonts w:ascii="Times New Roman" w:hAnsi="Times New Roman" w:cs="Times New Roman"/>
+        </w:rPr>
+        <w:t xml:space="preserve">l DL, DS, </w:t>
+      </w:r>
+      <w:r>
+        <w:rPr>
+          <w:rFonts w:ascii="Times New Roman" w:hAnsi="Times New Roman" w:cs="Times New Roman"/>
+        </w:rPr>
+        <w:t>R</w:t>
+      </w:r>
+      <w:r>
+        <w:rPr>
+          <w:rFonts w:ascii="Times New Roman" w:hAnsi="Times New Roman" w:cs="Times New Roman"/>
+        </w:rPr>
+        <w:t>P</w:t>
+      </w:r>
+      <w:r>
+        <w:rPr>
+          <w:rFonts w:ascii="Times New Roman" w:hAnsi="Times New Roman" w:cs="Times New Roman"/>
+        </w:rPr>
+        <w:t xml:space="preserve">, </w:t>
+      </w:r>
+      <w:r>
+        <w:rPr>
+          <w:rFonts w:ascii="Times New Roman" w:hAnsi="Times New Roman" w:cs="Times New Roman"/>
+        </w:rPr>
+        <w:t>RM</w:t>
+      </w:r>
+      <w:r>
+        <w:rPr>
+          <w:rFonts w:ascii="Times New Roman" w:hAnsi="Times New Roman" w:cs="Times New Roman"/>
+        </w:rPr>
+        <w:t xml:space="preserve">, RSPP, </w:t>
       </w:r>
       <w:r>
         <w:rPr>
@@ -1614,21 +2081,18 @@
       <w:r>
         <w:rPr>
           <w:rFonts w:ascii="Times New Roman" w:hAnsi="Times New Roman" w:cs="Times New Roman"/>
-          <w:highlight w:val="yellow"/>
         </w:rPr>
         <w:t>La stima economica del potenziale dan</w:t>
       </w:r>
       <w:r>
         <w:rPr>
           <w:rFonts w:ascii="Times New Roman" w:hAnsi="Times New Roman" w:cs="Times New Roman"/>
-          <w:highlight w:val="yellow"/>
         </w:rPr>
         <w:t>n</w:t>
       </w:r>
       <w:r>
         <w:rPr>
           <w:rFonts w:ascii="Times New Roman" w:hAnsi="Times New Roman" w:cs="Times New Roman"/>
-          <w:highlight w:val="yellow"/>
         </w:rPr>
         <w:t xml:space="preserve">o del </w:t>
       </w:r>
@@ -1636,7 +2100,6 @@
       <w:r>
         <w:rPr>
           <w:rFonts w:ascii="Times New Roman" w:hAnsi="Times New Roman" w:cs="Times New Roman"/>
-          <w:highlight w:val="yellow"/>
         </w:rPr>
         <w:t>near</w:t>
       </w:r>
@@ -1644,51 +2107,60 @@
       <w:r>
         <w:rPr>
           <w:rFonts w:ascii="Times New Roman" w:hAnsi="Times New Roman" w:cs="Times New Roman"/>
-          <w:highlight w:val="yellow"/>
-        </w:rPr>
-        <w:t xml:space="preserve"> miss sarà pubblicata in bacheca aziendale e nella sezione “</w:t>
-      </w:r>
-      <w:r>
-        <w:rPr>
-          <w:rFonts w:ascii="Times New Roman" w:hAnsi="Times New Roman" w:cs="Times New Roman"/>
-          <w:b/>
-          <w:bCs/>
-          <w:highlight w:val="yellow"/>
-        </w:rPr>
-        <w:t xml:space="preserve">Home” della web-app dedicata alla segnalazione dei </w:t>
-      </w:r>
-      <w:proofErr w:type="spellStart"/>
-      <w:r>
-        <w:rPr>
-          <w:rFonts w:ascii="Times New Roman" w:hAnsi="Times New Roman" w:cs="Times New Roman"/>
-          <w:b/>
-          <w:bCs/>
-          <w:highlight w:val="yellow"/>
-        </w:rPr>
-        <w:t>near</w:t>
-      </w:r>
-      <w:proofErr w:type="spellEnd"/>
-      <w:r>
-        <w:rPr>
-          <w:rFonts w:ascii="Times New Roman" w:hAnsi="Times New Roman" w:cs="Times New Roman"/>
-          <w:b/>
-          <w:bCs/>
-          <w:highlight w:val="yellow"/>
-        </w:rPr>
-        <w:t xml:space="preserve"> miss</w:t>
-      </w:r>
-      <w:r>
-        <w:rPr>
-          <w:rFonts w:ascii="Times New Roman" w:hAnsi="Times New Roman" w:cs="Times New Roman"/>
-          <w:highlight w:val="yellow"/>
-        </w:rPr>
-        <w:t>. A sua volta, sarà informata la direzione. Il documento sarà parte del riesame della direzione annuale riguardo al sistema di gestione aziendale della SSL</w:t>
+        </w:rPr>
+        <w:t xml:space="preserve"> miss sarà pubblicata in bacheca aziendale e nella sezione </w:t>
+      </w:r>
+      <w:r>
+        <w:rPr>
+          <w:rFonts w:ascii="Times New Roman" w:hAnsi="Times New Roman" w:cs="Times New Roman"/>
+        </w:rPr>
+        <w:t>“</w:t>
+      </w:r>
+      <w:r>
+        <w:rPr>
+          <w:rFonts w:ascii="Times New Roman" w:hAnsi="Times New Roman" w:cs="Times New Roman"/>
+          <w:i/>
+          <w:iCs/>
+        </w:rPr>
+        <w:t>Home</w:t>
+      </w:r>
+      <w:r>
+        <w:rPr>
+          <w:rFonts w:ascii="Times New Roman" w:hAnsi="Times New Roman" w:cs="Times New Roman"/>
+        </w:rPr>
+        <w:t xml:space="preserve">” della </w:t>
+      </w:r>
+      <w:r>
+        <w:rPr>
+          <w:rFonts w:ascii="Times New Roman" w:hAnsi="Times New Roman" w:cs="Times New Roman"/>
+        </w:rPr>
+        <w:t>Piattaforma HSE - Near Miss, concretamente sotto la colonna “</w:t>
+      </w:r>
+      <w:r>
+        <w:rPr>
+          <w:rFonts w:ascii="Times New Roman" w:hAnsi="Times New Roman" w:cs="Times New Roman"/>
+          <w:i/>
+          <w:iCs/>
+        </w:rPr>
+        <w:t>Stima Economica</w:t>
+      </w:r>
+      <w:r>
+        <w:rPr>
+          <w:rFonts w:ascii="Times New Roman" w:hAnsi="Times New Roman" w:cs="Times New Roman"/>
+        </w:rPr>
+        <w:t>”</w:t>
       </w:r>
       <w:r>
         <w:rPr>
           <w:rFonts w:ascii="Times New Roman" w:hAnsi="Times New Roman" w:cs="Times New Roman"/>
         </w:rPr>
         <w:t>.</w:t>
+      </w:r>
+      <w:r>
+        <w:rPr>
+          <w:rFonts w:ascii="Times New Roman" w:hAnsi="Times New Roman" w:cs="Times New Roman"/>
+        </w:rPr>
+        <w:t xml:space="preserve"> A sua volta, sarà informata la direzione. Il documento sarà parte del riesame della direzione annuale riguardo al sistema di gestione aziendale della SSL.</w:t>
       </w:r>
     </w:p>
     <w:p>
@@ -2013,7 +2485,6 @@
       <w:r>
         <w:rPr>
           <w:rFonts w:ascii="Times New Roman" w:hAnsi="Times New Roman" w:cs="Times New Roman"/>
-          <w:highlight w:val="yellow"/>
           <w:u w:val="single"/>
         </w:rPr>
         <w:t>6.</w:t>
@@ -2021,7 +2492,6 @@
       <w:r>
         <w:rPr>
           <w:rFonts w:ascii="Times New Roman" w:hAnsi="Times New Roman" w:cs="Times New Roman"/>
-          <w:highlight w:val="yellow"/>
           <w:u w:val="single"/>
         </w:rPr>
         <w:t>6</w:t>
@@ -2029,7 +2499,6 @@
       <w:r>
         <w:rPr>
           <w:rFonts w:ascii="Times New Roman" w:hAnsi="Times New Roman" w:cs="Times New Roman"/>
-          <w:highlight w:val="yellow"/>
           <w:u w:val="single"/>
         </w:rPr>
         <w:t>. Riconoscimento ai segnalanti</w:t>
@@ -2052,13 +2521,11 @@
         <w:rPr>
           <w:rFonts w:ascii="Times New Roman" w:hAnsi="Times New Roman" w:cs="Times New Roman"/>
         </w:rPr>
-        <w:t xml:space="preserve"> 50 punti per la segnalazione. Per partecipare come volontario al comitato di sicurezza si acquisiranno 25 punti per segnalazione. Si potrà consultare la classificazione annuale dei segnalanti nell’area intranet, la bacheca aziendale e la </w:t>
-      </w:r>
-      <w:r>
-        <w:rPr>
-          <w:rFonts w:ascii="Times New Roman" w:hAnsi="Times New Roman" w:cs="Times New Roman"/>
-          <w:b/>
-          <w:bCs/>
+        <w:t xml:space="preserve"> 50 punti per la segnalazione. Per partecipare come volontario al comitato di sicurezza si acquisiranno 25 punti per segnalazione. Si potrà consultare la classificazione annuale dei segnalanti nella bacheca aziendale e la </w:t>
+      </w:r>
+      <w:r>
+        <w:rPr>
+          <w:rFonts w:ascii="Times New Roman" w:hAnsi="Times New Roman" w:cs="Times New Roman"/>
         </w:rPr>
         <w:t>Piattaforma HSE – Near Miss</w:t>
       </w:r>
@@ -2320,13 +2787,14 @@
       </w:tblPr>
       <w:tblGrid>
         <w:gridCol w:w="1630"/>
-        <w:gridCol w:w="1476"/>
-        <w:gridCol w:w="1031"/>
-        <w:gridCol w:w="1186"/>
-        <w:gridCol w:w="1194"/>
-        <w:gridCol w:w="1059"/>
-        <w:gridCol w:w="1154"/>
-        <w:gridCol w:w="898"/>
+        <w:gridCol w:w="1416"/>
+        <w:gridCol w:w="910"/>
+        <w:gridCol w:w="1086"/>
+        <w:gridCol w:w="1095"/>
+        <w:gridCol w:w="945"/>
+        <w:gridCol w:w="1000"/>
+        <w:gridCol w:w="733"/>
+        <w:gridCol w:w="813"/>
       </w:tblGrid>
       <w:tr>
         <w:tc>
@@ -2344,7 +2812,7 @@
         </w:tc>
         <w:tc>
           <w:tcPr>
-            <w:tcW w:w="1476" w:type="dxa"/>
+            <w:tcW w:w="1416" w:type="dxa"/>
           </w:tcPr>
           <w:p>
             <w:pPr>
@@ -2363,7 +2831,7 @@
         </w:tc>
         <w:tc>
           <w:tcPr>
-            <w:tcW w:w="1031" w:type="dxa"/>
+            <w:tcW w:w="910" w:type="dxa"/>
           </w:tcPr>
           <w:p>
             <w:pPr>
@@ -2382,7 +2850,7 @@
         </w:tc>
         <w:tc>
           <w:tcPr>
-            <w:tcW w:w="1186" w:type="dxa"/>
+            <w:tcW w:w="1086" w:type="dxa"/>
           </w:tcPr>
           <w:p>
             <w:pPr>
@@ -2401,7 +2869,7 @@
         </w:tc>
         <w:tc>
           <w:tcPr>
-            <w:tcW w:w="1194" w:type="dxa"/>
+            <w:tcW w:w="1095" w:type="dxa"/>
           </w:tcPr>
           <w:p>
             <w:pPr>
@@ -2420,7 +2888,7 @@
         </w:tc>
         <w:tc>
           <w:tcPr>
-            <w:tcW w:w="1059" w:type="dxa"/>
+            <w:tcW w:w="945" w:type="dxa"/>
           </w:tcPr>
           <w:p>
             <w:pPr>
@@ -2433,13 +2901,13 @@
               <w:rPr>
                 <w:rFonts w:ascii="Times New Roman" w:hAnsi="Times New Roman" w:cs="Times New Roman"/>
               </w:rPr>
-              <w:t>RLS</w:t>
-            </w:r>
-          </w:p>
-        </w:tc>
-        <w:tc>
-          <w:tcPr>
-            <w:tcW w:w="1154" w:type="dxa"/>
+              <w:t>RM</w:t>
+            </w:r>
+          </w:p>
+        </w:tc>
+        <w:tc>
+          <w:tcPr>
+            <w:tcW w:w="1000" w:type="dxa"/>
           </w:tcPr>
           <w:p>
             <w:pPr>
@@ -2452,13 +2920,38 @@
               <w:rPr>
                 <w:rFonts w:ascii="Times New Roman" w:hAnsi="Times New Roman" w:cs="Times New Roman"/>
               </w:rPr>
-              <w:t>Preposto</w:t>
-            </w:r>
-          </w:p>
-        </w:tc>
-        <w:tc>
-          <w:tcPr>
-            <w:tcW w:w="898" w:type="dxa"/>
+              <w:t>DS</w:t>
+            </w:r>
+          </w:p>
+        </w:tc>
+        <w:tc>
+          <w:tcPr>
+            <w:tcW w:w="733" w:type="dxa"/>
+          </w:tcPr>
+          <w:p>
+            <w:pPr>
+              <w:jc w:val="both"/>
+              <w:rPr>
+                <w:rFonts w:ascii="Times New Roman" w:hAnsi="Times New Roman" w:cs="Times New Roman"/>
+              </w:rPr>
+            </w:pPr>
+            <w:r>
+              <w:rPr>
+                <w:rFonts w:ascii="Times New Roman" w:hAnsi="Times New Roman" w:cs="Times New Roman"/>
+              </w:rPr>
+              <w:t>R</w:t>
+            </w:r>
+            <w:r>
+              <w:rPr>
+                <w:rFonts w:ascii="Times New Roman" w:hAnsi="Times New Roman" w:cs="Times New Roman"/>
+              </w:rPr>
+              <w:t>P</w:t>
+            </w:r>
+          </w:p>
+        </w:tc>
+        <w:tc>
+          <w:tcPr>
+            <w:tcW w:w="813" w:type="dxa"/>
           </w:tcPr>
           <w:p>
             <w:pPr>
@@ -2498,7 +2991,7 @@
         </w:tc>
         <w:tc>
           <w:tcPr>
-            <w:tcW w:w="1476" w:type="dxa"/>
+            <w:tcW w:w="1416" w:type="dxa"/>
           </w:tcPr>
           <w:p>
             <w:pPr>
@@ -2517,7 +3010,7 @@
         </w:tc>
         <w:tc>
           <w:tcPr>
-            <w:tcW w:w="1031" w:type="dxa"/>
+            <w:tcW w:w="910" w:type="dxa"/>
           </w:tcPr>
           <w:p>
             <w:pPr>
@@ -2536,7 +3029,7 @@
         </w:tc>
         <w:tc>
           <w:tcPr>
-            <w:tcW w:w="1186" w:type="dxa"/>
+            <w:tcW w:w="1086" w:type="dxa"/>
           </w:tcPr>
           <w:p>
             <w:pPr>
@@ -2555,7 +3048,7 @@
         </w:tc>
         <w:tc>
           <w:tcPr>
-            <w:tcW w:w="1194" w:type="dxa"/>
+            <w:tcW w:w="1095" w:type="dxa"/>
           </w:tcPr>
           <w:p>
             <w:pPr>
@@ -2574,7 +3067,7 @@
         </w:tc>
         <w:tc>
           <w:tcPr>
-            <w:tcW w:w="1059" w:type="dxa"/>
+            <w:tcW w:w="945" w:type="dxa"/>
           </w:tcPr>
           <w:p>
             <w:pPr>
@@ -2593,7 +3086,7 @@
         </w:tc>
         <w:tc>
           <w:tcPr>
-            <w:tcW w:w="1154" w:type="dxa"/>
+            <w:tcW w:w="1000" w:type="dxa"/>
           </w:tcPr>
           <w:p>
             <w:pPr>
@@ -2612,7 +3105,26 @@
         </w:tc>
         <w:tc>
           <w:tcPr>
-            <w:tcW w:w="898" w:type="dxa"/>
+            <w:tcW w:w="733" w:type="dxa"/>
+          </w:tcPr>
+          <w:p>
+            <w:pPr>
+              <w:jc w:val="both"/>
+              <w:rPr>
+                <w:rFonts w:ascii="Times New Roman" w:hAnsi="Times New Roman" w:cs="Times New Roman"/>
+              </w:rPr>
+            </w:pPr>
+            <w:r>
+              <w:rPr>
+                <w:rFonts w:ascii="Times New Roman" w:hAnsi="Times New Roman" w:cs="Times New Roman"/>
+              </w:rPr>
+              <w:t>I</w:t>
+            </w:r>
+          </w:p>
+        </w:tc>
+        <w:tc>
+          <w:tcPr>
+            <w:tcW w:w="813" w:type="dxa"/>
           </w:tcPr>
           <w:p>
             <w:pPr>
@@ -2652,7 +3164,7 @@
         </w:tc>
         <w:tc>
           <w:tcPr>
-            <w:tcW w:w="1476" w:type="dxa"/>
+            <w:tcW w:w="1416" w:type="dxa"/>
           </w:tcPr>
           <w:p>
             <w:pPr>
@@ -2671,7 +3183,7 @@
         </w:tc>
         <w:tc>
           <w:tcPr>
-            <w:tcW w:w="1031" w:type="dxa"/>
+            <w:tcW w:w="910" w:type="dxa"/>
           </w:tcPr>
           <w:p>
             <w:pPr>
@@ -2690,7 +3202,7 @@
         </w:tc>
         <w:tc>
           <w:tcPr>
-            <w:tcW w:w="1186" w:type="dxa"/>
+            <w:tcW w:w="1086" w:type="dxa"/>
           </w:tcPr>
           <w:p>
             <w:pPr>
@@ -2709,7 +3221,7 @@
         </w:tc>
         <w:tc>
           <w:tcPr>
-            <w:tcW w:w="1194" w:type="dxa"/>
+            <w:tcW w:w="1095" w:type="dxa"/>
           </w:tcPr>
           <w:p>
             <w:pPr>
@@ -2728,7 +3240,7 @@
         </w:tc>
         <w:tc>
           <w:tcPr>
-            <w:tcW w:w="1059" w:type="dxa"/>
+            <w:tcW w:w="945" w:type="dxa"/>
           </w:tcPr>
           <w:p>
             <w:pPr>
@@ -2747,7 +3259,7 @@
         </w:tc>
         <w:tc>
           <w:tcPr>
-            <w:tcW w:w="1154" w:type="dxa"/>
+            <w:tcW w:w="1000" w:type="dxa"/>
           </w:tcPr>
           <w:p>
             <w:pPr>
@@ -2766,7 +3278,26 @@
         </w:tc>
         <w:tc>
           <w:tcPr>
-            <w:tcW w:w="898" w:type="dxa"/>
+            <w:tcW w:w="733" w:type="dxa"/>
+          </w:tcPr>
+          <w:p>
+            <w:pPr>
+              <w:jc w:val="both"/>
+              <w:rPr>
+                <w:rFonts w:ascii="Times New Roman" w:hAnsi="Times New Roman" w:cs="Times New Roman"/>
+              </w:rPr>
+            </w:pPr>
+            <w:r>
+              <w:rPr>
+                <w:rFonts w:ascii="Times New Roman" w:hAnsi="Times New Roman" w:cs="Times New Roman"/>
+              </w:rPr>
+              <w:t>C</w:t>
+            </w:r>
+          </w:p>
+        </w:tc>
+        <w:tc>
+          <w:tcPr>
+            <w:tcW w:w="813" w:type="dxa"/>
           </w:tcPr>
           <w:p>
             <w:pPr>
@@ -2806,7 +3337,7 @@
         </w:tc>
         <w:tc>
           <w:tcPr>
-            <w:tcW w:w="1476" w:type="dxa"/>
+            <w:tcW w:w="1416" w:type="dxa"/>
           </w:tcPr>
           <w:p>
             <w:pPr>
@@ -2825,7 +3356,7 @@
         </w:tc>
         <w:tc>
           <w:tcPr>
-            <w:tcW w:w="1031" w:type="dxa"/>
+            <w:tcW w:w="910" w:type="dxa"/>
           </w:tcPr>
           <w:p>
             <w:pPr>
@@ -2844,7 +3375,7 @@
         </w:tc>
         <w:tc>
           <w:tcPr>
-            <w:tcW w:w="1186" w:type="dxa"/>
+            <w:tcW w:w="1086" w:type="dxa"/>
           </w:tcPr>
           <w:p>
             <w:pPr>
@@ -2863,7 +3394,7 @@
         </w:tc>
         <w:tc>
           <w:tcPr>
-            <w:tcW w:w="1194" w:type="dxa"/>
+            <w:tcW w:w="1095" w:type="dxa"/>
           </w:tcPr>
           <w:p>
             <w:pPr>
@@ -2882,7 +3413,7 @@
         </w:tc>
         <w:tc>
           <w:tcPr>
-            <w:tcW w:w="1059" w:type="dxa"/>
+            <w:tcW w:w="945" w:type="dxa"/>
           </w:tcPr>
           <w:p>
             <w:pPr>
@@ -2901,7 +3432,7 @@
         </w:tc>
         <w:tc>
           <w:tcPr>
-            <w:tcW w:w="1154" w:type="dxa"/>
+            <w:tcW w:w="1000" w:type="dxa"/>
           </w:tcPr>
           <w:p>
             <w:pPr>
@@ -2920,7 +3451,26 @@
         </w:tc>
         <w:tc>
           <w:tcPr>
-            <w:tcW w:w="898" w:type="dxa"/>
+            <w:tcW w:w="733" w:type="dxa"/>
+          </w:tcPr>
+          <w:p>
+            <w:pPr>
+              <w:jc w:val="both"/>
+              <w:rPr>
+                <w:rFonts w:ascii="Times New Roman" w:hAnsi="Times New Roman" w:cs="Times New Roman"/>
+              </w:rPr>
+            </w:pPr>
+            <w:r>
+              <w:rPr>
+                <w:rFonts w:ascii="Times New Roman" w:hAnsi="Times New Roman" w:cs="Times New Roman"/>
+              </w:rPr>
+              <w:t>C</w:t>
+            </w:r>
+          </w:p>
+        </w:tc>
+        <w:tc>
+          <w:tcPr>
+            <w:tcW w:w="813" w:type="dxa"/>
           </w:tcPr>
           <w:p>
             <w:pPr>
@@ -2960,7 +3510,7 @@
         </w:tc>
         <w:tc>
           <w:tcPr>
-            <w:tcW w:w="1476" w:type="dxa"/>
+            <w:tcW w:w="1416" w:type="dxa"/>
           </w:tcPr>
           <w:p>
             <w:pPr>
@@ -2979,7 +3529,7 @@
         </w:tc>
         <w:tc>
           <w:tcPr>
-            <w:tcW w:w="1031" w:type="dxa"/>
+            <w:tcW w:w="910" w:type="dxa"/>
           </w:tcPr>
           <w:p>
             <w:pPr>
@@ -2998,7 +3548,7 @@
         </w:tc>
         <w:tc>
           <w:tcPr>
-            <w:tcW w:w="1186" w:type="dxa"/>
+            <w:tcW w:w="1086" w:type="dxa"/>
           </w:tcPr>
           <w:p>
             <w:pPr>
@@ -3017,7 +3567,7 @@
         </w:tc>
         <w:tc>
           <w:tcPr>
-            <w:tcW w:w="1194" w:type="dxa"/>
+            <w:tcW w:w="1095" w:type="dxa"/>
           </w:tcPr>
           <w:p>
             <w:pPr>
@@ -3036,7 +3586,7 @@
         </w:tc>
         <w:tc>
           <w:tcPr>
-            <w:tcW w:w="1059" w:type="dxa"/>
+            <w:tcW w:w="945" w:type="dxa"/>
           </w:tcPr>
           <w:p>
             <w:pPr>
@@ -3055,7 +3605,7 @@
         </w:tc>
         <w:tc>
           <w:tcPr>
-            <w:tcW w:w="1154" w:type="dxa"/>
+            <w:tcW w:w="1000" w:type="dxa"/>
           </w:tcPr>
           <w:p>
             <w:pPr>
@@ -3074,7 +3624,26 @@
         </w:tc>
         <w:tc>
           <w:tcPr>
-            <w:tcW w:w="898" w:type="dxa"/>
+            <w:tcW w:w="733" w:type="dxa"/>
+          </w:tcPr>
+          <w:p>
+            <w:pPr>
+              <w:jc w:val="both"/>
+              <w:rPr>
+                <w:rFonts w:ascii="Times New Roman" w:hAnsi="Times New Roman" w:cs="Times New Roman"/>
+              </w:rPr>
+            </w:pPr>
+            <w:r>
+              <w:rPr>
+                <w:rFonts w:ascii="Times New Roman" w:hAnsi="Times New Roman" w:cs="Times New Roman"/>
+              </w:rPr>
+              <w:t>C</w:t>
+            </w:r>
+          </w:p>
+        </w:tc>
+        <w:tc>
+          <w:tcPr>
+            <w:tcW w:w="813" w:type="dxa"/>
           </w:tcPr>
           <w:p>
             <w:pPr>
@@ -3108,7 +3677,7 @@
         </w:tc>
         <w:tc>
           <w:tcPr>
-            <w:tcW w:w="1476" w:type="dxa"/>
+            <w:tcW w:w="1416" w:type="dxa"/>
           </w:tcPr>
           <w:p>
             <w:pPr>
@@ -3127,7 +3696,7 @@
         </w:tc>
         <w:tc>
           <w:tcPr>
-            <w:tcW w:w="1031" w:type="dxa"/>
+            <w:tcW w:w="910" w:type="dxa"/>
           </w:tcPr>
           <w:p>
             <w:pPr>
@@ -3146,7 +3715,7 @@
         </w:tc>
         <w:tc>
           <w:tcPr>
-            <w:tcW w:w="1186" w:type="dxa"/>
+            <w:tcW w:w="1086" w:type="dxa"/>
           </w:tcPr>
           <w:p>
             <w:pPr>
@@ -3165,7 +3734,7 @@
         </w:tc>
         <w:tc>
           <w:tcPr>
-            <w:tcW w:w="1194" w:type="dxa"/>
+            <w:tcW w:w="1095" w:type="dxa"/>
           </w:tcPr>
           <w:p>
             <w:pPr>
@@ -3184,7 +3753,7 @@
         </w:tc>
         <w:tc>
           <w:tcPr>
-            <w:tcW w:w="1059" w:type="dxa"/>
+            <w:tcW w:w="945" w:type="dxa"/>
           </w:tcPr>
           <w:p>
             <w:pPr>
@@ -3203,7 +3772,7 @@
         </w:tc>
         <w:tc>
           <w:tcPr>
-            <w:tcW w:w="1154" w:type="dxa"/>
+            <w:tcW w:w="1000" w:type="dxa"/>
           </w:tcPr>
           <w:p>
             <w:pPr>
@@ -3222,7 +3791,26 @@
         </w:tc>
         <w:tc>
           <w:tcPr>
-            <w:tcW w:w="898" w:type="dxa"/>
+            <w:tcW w:w="733" w:type="dxa"/>
+          </w:tcPr>
+          <w:p>
+            <w:pPr>
+              <w:jc w:val="both"/>
+              <w:rPr>
+                <w:rFonts w:ascii="Times New Roman" w:hAnsi="Times New Roman" w:cs="Times New Roman"/>
+              </w:rPr>
+            </w:pPr>
+            <w:r>
+              <w:rPr>
+                <w:rFonts w:ascii="Times New Roman" w:hAnsi="Times New Roman" w:cs="Times New Roman"/>
+              </w:rPr>
+              <w:t>-</w:t>
+            </w:r>
+          </w:p>
+        </w:tc>
+        <w:tc>
+          <w:tcPr>
+            <w:tcW w:w="813" w:type="dxa"/>
           </w:tcPr>
           <w:p>
             <w:pPr>
@@ -3262,7 +3850,7 @@
         </w:tc>
         <w:tc>
           <w:tcPr>
-            <w:tcW w:w="1476" w:type="dxa"/>
+            <w:tcW w:w="1416" w:type="dxa"/>
           </w:tcPr>
           <w:p>
             <w:pPr>
@@ -3281,7 +3869,7 @@
         </w:tc>
         <w:tc>
           <w:tcPr>
-            <w:tcW w:w="1031" w:type="dxa"/>
+            <w:tcW w:w="910" w:type="dxa"/>
           </w:tcPr>
           <w:p>
             <w:pPr>
@@ -3300,7 +3888,7 @@
         </w:tc>
         <w:tc>
           <w:tcPr>
-            <w:tcW w:w="1186" w:type="dxa"/>
+            <w:tcW w:w="1086" w:type="dxa"/>
           </w:tcPr>
           <w:p>
             <w:pPr>
@@ -3319,7 +3907,7 @@
         </w:tc>
         <w:tc>
           <w:tcPr>
-            <w:tcW w:w="1194" w:type="dxa"/>
+            <w:tcW w:w="1095" w:type="dxa"/>
           </w:tcPr>
           <w:p>
             <w:pPr>
@@ -3338,7 +3926,7 @@
         </w:tc>
         <w:tc>
           <w:tcPr>
-            <w:tcW w:w="1059" w:type="dxa"/>
+            <w:tcW w:w="945" w:type="dxa"/>
           </w:tcPr>
           <w:p>
             <w:pPr>
@@ -3357,7 +3945,7 @@
         </w:tc>
         <w:tc>
           <w:tcPr>
-            <w:tcW w:w="1154" w:type="dxa"/>
+            <w:tcW w:w="1000" w:type="dxa"/>
           </w:tcPr>
           <w:p>
             <w:pPr>
@@ -3376,7 +3964,26 @@
         </w:tc>
         <w:tc>
           <w:tcPr>
-            <w:tcW w:w="898" w:type="dxa"/>
+            <w:tcW w:w="733" w:type="dxa"/>
+          </w:tcPr>
+          <w:p>
+            <w:pPr>
+              <w:jc w:val="both"/>
+              <w:rPr>
+                <w:rFonts w:ascii="Times New Roman" w:hAnsi="Times New Roman" w:cs="Times New Roman"/>
+              </w:rPr>
+            </w:pPr>
+            <w:r>
+              <w:rPr>
+                <w:rFonts w:ascii="Times New Roman" w:hAnsi="Times New Roman" w:cs="Times New Roman"/>
+              </w:rPr>
+              <w:t>C</w:t>
+            </w:r>
+          </w:p>
+        </w:tc>
+        <w:tc>
+          <w:tcPr>
+            <w:tcW w:w="813" w:type="dxa"/>
           </w:tcPr>
           <w:p>
             <w:pPr>
@@ -3482,20 +4089,6 @@
         <w:jc w:val="both"/>
         <w:rPr>
           <w:rFonts w:ascii="Times New Roman" w:hAnsi="Times New Roman" w:cs="Times New Roman"/>
-        </w:rPr>
-      </w:pPr>
-      <w:r>
-        <w:rPr>
-          <w:rFonts w:ascii="Times New Roman" w:hAnsi="Times New Roman" w:cs="Times New Roman"/>
-        </w:rPr>
-        <w:t>BARBIERA BISCOTTI AZIENDA</w:t>
-      </w:r>
-    </w:p>
-    <w:p>
-      <w:pPr>
-        <w:jc w:val="both"/>
-        <w:rPr>
-          <w:rFonts w:ascii="Times New Roman" w:hAnsi="Times New Roman" w:cs="Times New Roman"/>
           <w:b/>
           <w:bCs/>
         </w:rPr>
@@ -3534,7 +4127,19 @@
         <w:rPr>
           <w:rFonts w:ascii="Times New Roman" w:hAnsi="Times New Roman" w:cs="Times New Roman"/>
         </w:rPr>
-        <w:t xml:space="preserve"> miss è parte integrante della cultura della sicurezza che promuove l’azienda al suo interno. Tuttavia, la nuova modalità di segnalazione dei </w:t>
+        <w:t xml:space="preserve"> miss è parte integrante della cultura </w:t>
+      </w:r>
+      <w:r>
+        <w:rPr>
+          <w:rFonts w:ascii="Times New Roman" w:hAnsi="Times New Roman" w:cs="Times New Roman"/>
+        </w:rPr>
+        <w:t xml:space="preserve">proattiva </w:t>
+      </w:r>
+      <w:r>
+        <w:rPr>
+          <w:rFonts w:ascii="Times New Roman" w:hAnsi="Times New Roman" w:cs="Times New Roman"/>
+        </w:rPr>
+        <w:t xml:space="preserve">della sicurezza che promuove l’azienda al suo interno. Tuttavia, la nuova modalità di segnalazione dei </w:t>
       </w:r>
       <w:proofErr w:type="spellStart"/>
       <w:r>
@@ -3582,7 +4187,19 @@
         <w:rPr>
           <w:rFonts w:ascii="Times New Roman" w:hAnsi="Times New Roman" w:cs="Times New Roman"/>
         </w:rPr>
-        <w:t xml:space="preserve"> miss al tempo stesso che favorisce la consapevolezza dei lavoratori sulla cultura della sicurezza.</w:t>
+        <w:t xml:space="preserve"> miss al tempo stesso che favorisce la consapevolezza dei lavoratori sulla cultura </w:t>
+      </w:r>
+      <w:r>
+        <w:rPr>
+          <w:rFonts w:ascii="Times New Roman" w:hAnsi="Times New Roman" w:cs="Times New Roman"/>
+        </w:rPr>
+        <w:t xml:space="preserve">proattiva </w:t>
+      </w:r>
+      <w:r>
+        <w:rPr>
+          <w:rFonts w:ascii="Times New Roman" w:hAnsi="Times New Roman" w:cs="Times New Roman"/>
+        </w:rPr>
+        <w:t>della sicurezza.</w:t>
       </w:r>
     </w:p>
     <w:p>
@@ -3680,7 +4297,6 @@
           <w:b/>
           <w:bCs/>
         </w:rPr>
-        <w:lastRenderedPageBreak/>
         <w:t>10</w:t>
       </w:r>
       <w:r>
@@ -3703,6 +4319,7 @@
         <w:rPr>
           <w:rFonts w:ascii="Times New Roman" w:hAnsi="Times New Roman" w:cs="Times New Roman"/>
         </w:rPr>
+        <w:lastRenderedPageBreak/>
         <w:t xml:space="preserve">L’archiviazione dei documenti inerenti alla gestione dei </w:t>
       </w:r>
       <w:proofErr w:type="spellStart"/>
@@ -4007,6 +4624,20 @@
         <w:t>Stima_Economica_Near_Miss</w:t>
       </w:r>
       <w:proofErr w:type="spellEnd"/>
+    </w:p>
+    <w:p>
+      <w:pPr>
+        <w:jc w:val="both"/>
+        <w:rPr>
+          <w:rFonts w:ascii="Times New Roman" w:hAnsi="Times New Roman" w:cs="Times New Roman"/>
+        </w:rPr>
+      </w:pPr>
+      <w:r>
+        <w:rPr>
+          <w:rFonts w:ascii="Times New Roman" w:hAnsi="Times New Roman" w:cs="Times New Roman"/>
+        </w:rPr>
+        <w:t>-Flowchart Segnalazioni Near Miss</w:t>
+      </w:r>
     </w:p>
     <w:p>
       <w:pPr>
@@ -4373,6 +5004,60 @@
     </w:lvl>
   </w:abstractNum>
   <w:abstractNum w:abstractNumId="3" w15:restartNumberingAfterBreak="0">
+    <w:nsid w:val="1F302629"/>
+    <w:multiLevelType w:val="hybridMultilevel"/>
+    <w:tmpl w:val="DFBCE5F0"/>
+    <w:lvl w:ilvl="0" w:tplc="04100001">
+      <w:start w:val="1"/>
+      <w:numFmt w:val="bullet"/>
+      <w:lvlText w:val=""/>
+      <w:lvlJc w:val="left"/>
+      <w:rPr>
+        <w:rFonts w:ascii="Symbol" w:hAnsi="Symbol" w:hint="default"/>
+      </w:rPr>
+    </w:lvl>
+    <w:lvl w:ilvl="1" w:tplc="FFFFFFFF">
+      <w:numFmt w:val="decimal"/>
+      <w:lvlText w:val=""/>
+      <w:lvlJc w:val="left"/>
+    </w:lvl>
+    <w:lvl w:ilvl="2" w:tplc="FFFFFFFF">
+      <w:numFmt w:val="decimal"/>
+      <w:lvlText w:val=""/>
+      <w:lvlJc w:val="left"/>
+    </w:lvl>
+    <w:lvl w:ilvl="3" w:tplc="FFFFFFFF">
+      <w:numFmt w:val="decimal"/>
+      <w:lvlText w:val=""/>
+      <w:lvlJc w:val="left"/>
+    </w:lvl>
+    <w:lvl w:ilvl="4" w:tplc="FFFFFFFF">
+      <w:numFmt w:val="decimal"/>
+      <w:lvlText w:val=""/>
+      <w:lvlJc w:val="left"/>
+    </w:lvl>
+    <w:lvl w:ilvl="5" w:tplc="FFFFFFFF">
+      <w:numFmt w:val="decimal"/>
+      <w:lvlText w:val=""/>
+      <w:lvlJc w:val="left"/>
+    </w:lvl>
+    <w:lvl w:ilvl="6" w:tplc="FFFFFFFF">
+      <w:numFmt w:val="decimal"/>
+      <w:lvlText w:val=""/>
+      <w:lvlJc w:val="left"/>
+    </w:lvl>
+    <w:lvl w:ilvl="7" w:tplc="FFFFFFFF">
+      <w:numFmt w:val="decimal"/>
+      <w:lvlText w:val=""/>
+      <w:lvlJc w:val="left"/>
+    </w:lvl>
+    <w:lvl w:ilvl="8" w:tplc="FFFFFFFF">
+      <w:numFmt w:val="decimal"/>
+      <w:lvlText w:val=""/>
+      <w:lvlJc w:val="left"/>
+    </w:lvl>
+  </w:abstractNum>
+  <w:abstractNum w:abstractNumId="4" w15:restartNumberingAfterBreak="0">
     <w:nsid w:val="594570D0"/>
     <w:multiLevelType w:val="hybridMultilevel"/>
     <w:tmpl w:val="649E566C"/>
@@ -4485,7 +5170,7 @@
       </w:rPr>
     </w:lvl>
   </w:abstractNum>
-  <w:abstractNum w:abstractNumId="4" w15:restartNumberingAfterBreak="0">
+  <w:abstractNum w:abstractNumId="5" w15:restartNumberingAfterBreak="0">
     <w:nsid w:val="614C0C17"/>
     <w:multiLevelType w:val="hybridMultilevel"/>
     <w:tmpl w:val="FFFFFFFF"/>
@@ -4537,19 +5222,22 @@
     </w:lvl>
   </w:abstractNum>
   <w:num w:numId="1" w16cid:durableId="797260169">
-    <w:abstractNumId w:val="4"/>
+    <w:abstractNumId w:val="5"/>
   </w:num>
   <w:num w:numId="2" w16cid:durableId="481430732">
     <w:abstractNumId w:val="2"/>
   </w:num>
   <w:num w:numId="3" w16cid:durableId="1716007987">
-    <w:abstractNumId w:val="3"/>
+    <w:abstractNumId w:val="4"/>
   </w:num>
   <w:num w:numId="4" w16cid:durableId="1886211862">
     <w:abstractNumId w:val="0"/>
   </w:num>
   <w:num w:numId="5" w16cid:durableId="75980904">
     <w:abstractNumId w:val="1"/>
+  </w:num>
+  <w:num w:numId="6" w16cid:durableId="532350454">
+    <w:abstractNumId w:val="3"/>
   </w:num>
 </w:numbering>
 </file>
@@ -5157,6 +5845,7 @@
   <w:style w:type="character" w:default="1" w:styleId="Carpredefinitoparagrafo">
     <w:name w:val="Default Paragraph Font"/>
     <w:uiPriority w:val="1"/>
+    <w:semiHidden/>
     <w:unhideWhenUsed/>
   </w:style>
   <w:style w:type="table" w:default="1" w:styleId="Tabellanormale">
